--- a/docs/Otta copy tracker.docx
+++ b/docs/Otta copy tracker.docx
@@ -11578,7 +11578,7 @@
               <w:spacing w:after="0"/>
             </w:pPr>
             <w:r>
-              <w:t xml:space="preserve">A fact sheet for each of the 6 products</w:t>
+              <w:t xml:space="preserve">A fact sheet for each of the remaining 5 products (Social and Community Housing is done, rebranded from the TAI version)</w:t>
             </w:r>
           </w:p>
         </w:tc>

--- a/docs/Otta copy tracker.docx
+++ b/docs/Otta copy tracker.docx
@@ -28,7 +28,7 @@
           <w:bCs/>
           <w:color w:val="2E7D74"/>
         </w:rPr>
-        <w:t xml:space="preserve">Copy tracker  |  37 items  |  Last updated 15 October 2026</w:t>
+        <w:t xml:space="preserve">Copy tracker  |  38 items  |  Last updated 15 October 2026</w:t>
       </w:r>
     </w:p>
     <w:p>
@@ -2149,6 +2149,119 @@
       <w:tr>
         <w:tc>
           <w:tcPr>
+            <w:tcW w:type="dxa" w:w="800"/>
+            <w:tcBorders>
+              <w:top w:val="single" w:color="BFC9C7" w:sz="4"/>
+              <w:left w:val="single" w:color="BFC9C7" w:sz="4"/>
+              <w:bottom w:val="single" w:color="BFC9C7" w:sz="4"/>
+              <w:right w:val="single" w:color="BFC9C7" w:sz="4"/>
+            </w:tcBorders>
+            <w:tcMar>
+              <w:top w:type="dxa" w:w="90"/>
+              <w:left w:type="dxa" w:w="120"/>
+              <w:bottom w:type="dxa" w:w="90"/>
+              <w:right w:type="dxa" w:w="120"/>
+            </w:tcMar>
+          </w:tcPr>
+          <w:p>
+            <w:pPr>
+              <w:spacing w:after="0"/>
+            </w:pPr>
+            <w:r>
+              <w:t xml:space="preserve">2.10</w:t>
+            </w:r>
+          </w:p>
+        </w:tc>
+        <w:tc>
+          <w:tcPr>
+            <w:tcW w:type="dxa" w:w="4638"/>
+            <w:tcBorders>
+              <w:top w:val="single" w:color="BFC9C7" w:sz="4"/>
+              <w:left w:val="single" w:color="BFC9C7" w:sz="4"/>
+              <w:bottom w:val="single" w:color="BFC9C7" w:sz="4"/>
+              <w:right w:val="single" w:color="BFC9C7" w:sz="4"/>
+            </w:tcBorders>
+            <w:tcMar>
+              <w:top w:type="dxa" w:w="90"/>
+              <w:left w:type="dxa" w:w="120"/>
+              <w:bottom w:type="dxa" w:w="90"/>
+              <w:right w:type="dxa" w:w="120"/>
+            </w:tcMar>
+          </w:tcPr>
+          <w:p>
+            <w:pPr>
+              <w:spacing w:after="0"/>
+            </w:pPr>
+            <w:r>
+              <w:t xml:space="preserve">FAQ answers</w:t>
+            </w:r>
+          </w:p>
+        </w:tc>
+        <w:tc>
+          <w:tcPr>
+            <w:tcW w:type="dxa" w:w="1900"/>
+            <w:tcBorders>
+              <w:top w:val="single" w:color="BFC9C7" w:sz="4"/>
+              <w:left w:val="single" w:color="BFC9C7" w:sz="4"/>
+              <w:bottom w:val="single" w:color="BFC9C7" w:sz="4"/>
+              <w:right w:val="single" w:color="BFC9C7" w:sz="4"/>
+            </w:tcBorders>
+            <w:tcMar>
+              <w:top w:type="dxa" w:w="90"/>
+              <w:left w:type="dxa" w:w="120"/>
+              <w:bottom w:type="dxa" w:w="90"/>
+              <w:right w:type="dxa" w:w="120"/>
+            </w:tcMar>
+          </w:tcPr>
+          <w:p>
+            <w:pPr>
+              <w:spacing w:after="0"/>
+            </w:pPr>
+            <w:r>
+              <w:t xml:space="preserve"/>
+            </w:r>
+          </w:p>
+        </w:tc>
+        <w:tc>
+          <w:tcPr>
+            <w:tcW w:type="dxa" w:w="2300"/>
+            <w:tcBorders>
+              <w:top w:val="single" w:color="BFC9C7" w:sz="4"/>
+              <w:left w:val="single" w:color="BFC9C7" w:sz="4"/>
+              <w:bottom w:val="single" w:color="BFC9C7" w:sz="4"/>
+              <w:right w:val="single" w:color="BFC9C7" w:sz="4"/>
+            </w:tcBorders>
+            <w:tcMar>
+              <w:top w:type="dxa" w:w="90"/>
+              <w:left w:type="dxa" w:w="120"/>
+              <w:bottom w:type="dxa" w:w="90"/>
+              <w:right w:type="dxa" w:w="120"/>
+            </w:tcMar>
+          </w:tcPr>
+          <w:p>
+            <w:sdt>
+              <w:sdtPr>
+                <w14:checkbox>
+                  <w14:checked w14:val="0"/>
+                  <w14:checkedState w14:val="2612" w14:font="MS Gothic"/>
+                  <w14:uncheckedState w14:val="2610" w14:font="MS Gothic"/>
+                </w14:checkbox>
+              </w:sdtPr>
+              <w:sdtContent>
+                <w:r>
+                  <w:sym w:char="2610" w:font="MS Gothic"/>
+                </w:r>
+              </w:sdtContent>
+            </w:sdt>
+            <w:r>
+              <w:t xml:space="preserve">  Approved</w:t>
+            </w:r>
+          </w:p>
+        </w:tc>
+      </w:tr>
+      <w:tr>
+        <w:tc>
+          <w:tcPr>
             <w:tcW w:type="dxa" w:w="9638"/>
             <w:gridSpan w:val="4"/>
             <w:tcBorders>
@@ -9856,6 +9969,339 @@
             </w:pPr>
             <w:r>
               <w:t xml:space="preserve">Logo files for each partner (names show as text tiles now)</w:t>
+            </w:r>
+          </w:p>
+        </w:tc>
+      </w:tr>
+      <w:tr>
+        <w:trPr>
+          <w:cantSplit/>
+        </w:trPr>
+        <w:tc>
+          <w:tcPr>
+            <w:tcW w:type="dxa" w:w="2300"/>
+            <w:tcBorders>
+              <w:top w:val="single" w:color="BFC9C7" w:sz="4"/>
+              <w:left w:val="single" w:color="BFC9C7" w:sz="4"/>
+              <w:bottom w:val="single" w:color="BFC9C7" w:sz="4"/>
+              <w:right w:val="single" w:color="BFC9C7" w:sz="4"/>
+            </w:tcBorders>
+            <w:shd w:fill="E8F4F2" w:color="auto" w:val="clear"/>
+            <w:tcMar>
+              <w:top w:type="dxa" w:w="90"/>
+              <w:left w:type="dxa" w:w="120"/>
+              <w:bottom w:type="dxa" w:w="90"/>
+              <w:right w:type="dxa" w:w="120"/>
+            </w:tcMar>
+          </w:tcPr>
+          <w:p>
+            <w:pPr>
+              <w:keepNext/>
+              <w:keepLines/>
+              <w:spacing w:after="0"/>
+            </w:pPr>
+            <w:r>
+              <w:rPr>
+                <w:b/>
+                <w:bCs/>
+              </w:rPr>
+              <w:t xml:space="preserve">Owner and date</w:t>
+            </w:r>
+          </w:p>
+        </w:tc>
+        <w:tc>
+          <w:tcPr>
+            <w:tcW w:type="dxa" w:w="7338"/>
+            <w:tcBorders>
+              <w:top w:val="single" w:color="BFC9C7" w:sz="4"/>
+              <w:left w:val="single" w:color="BFC9C7" w:sz="4"/>
+              <w:bottom w:val="single" w:color="BFC9C7" w:sz="4"/>
+              <w:right w:val="single" w:color="BFC9C7" w:sz="4"/>
+            </w:tcBorders>
+            <w:tcMar>
+              <w:top w:type="dxa" w:w="90"/>
+              <w:left w:type="dxa" w:w="120"/>
+              <w:bottom w:type="dxa" w:w="90"/>
+              <w:right w:type="dxa" w:w="120"/>
+            </w:tcMar>
+          </w:tcPr>
+          <w:p>
+            <w:pPr>
+              <w:keepNext/>
+              <w:keepLines/>
+              <w:spacing w:after="0"/>
+            </w:pPr>
+            <w:r>
+              <w:t xml:space="preserve"/>
+            </w:r>
+          </w:p>
+        </w:tc>
+      </w:tr>
+      <w:tr>
+        <w:trPr>
+          <w:trHeight w:val="2600" w:hRule="atLeast"/>
+        </w:trPr>
+        <w:tc>
+          <w:tcPr>
+            <w:tcW w:type="dxa" w:w="2300"/>
+            <w:tcBorders>
+              <w:top w:val="single" w:color="BFC9C7" w:sz="4"/>
+              <w:left w:val="single" w:color="BFC9C7" w:sz="4"/>
+              <w:bottom w:val="single" w:color="BFC9C7" w:sz="4"/>
+              <w:right w:val="single" w:color="BFC9C7" w:sz="4"/>
+            </w:tcBorders>
+            <w:shd w:fill="E8F4F2" w:color="auto" w:val="clear"/>
+            <w:tcMar>
+              <w:top w:type="dxa" w:w="90"/>
+              <w:left w:type="dxa" w:w="120"/>
+              <w:bottom w:type="dxa" w:w="90"/>
+              <w:right w:type="dxa" w:w="120"/>
+            </w:tcMar>
+          </w:tcPr>
+          <w:p>
+            <w:pPr>
+              <w:spacing w:after="60"/>
+            </w:pPr>
+            <w:r>
+              <w:rPr>
+                <w:b/>
+                <w:bCs/>
+              </w:rPr>
+              <w:t xml:space="preserve">Copy</w:t>
+            </w:r>
+          </w:p>
+          <w:p>
+            <w:pPr>
+              <w:spacing w:after="120"/>
+            </w:pPr>
+            <w:r>
+              <w:rPr>
+                <w:i/>
+                <w:iCs/>
+                <w:color w:val="7A7F80"/>
+                <w:sz w:val="18"/>
+                <w:szCs w:val="18"/>
+              </w:rPr>
+              <w:t xml:space="preserve">Write or paste the copy here</w:t>
+            </w:r>
+          </w:p>
+        </w:tc>
+        <w:tc>
+          <w:tcPr>
+            <w:tcW w:type="dxa" w:w="7338"/>
+            <w:tcBorders>
+              <w:top w:val="single" w:color="BFC9C7" w:sz="4"/>
+              <w:left w:val="single" w:color="BFC9C7" w:sz="4"/>
+              <w:bottom w:val="single" w:color="BFC9C7" w:sz="4"/>
+              <w:right w:val="single" w:color="BFC9C7" w:sz="4"/>
+            </w:tcBorders>
+            <w:tcMar>
+              <w:top w:type="dxa" w:w="90"/>
+              <w:left w:type="dxa" w:w="120"/>
+              <w:bottom w:type="dxa" w:w="90"/>
+              <w:right w:type="dxa" w:w="120"/>
+            </w:tcMar>
+          </w:tcPr>
+          <w:p>
+            <w:pPr>
+              <w:spacing w:after="120"/>
+            </w:pPr>
+            <w:r>
+              <w:t xml:space="preserve"/>
+            </w:r>
+          </w:p>
+        </w:tc>
+      </w:tr>
+    </w:tbl>
+    <w:p>
+      <w:pPr>
+        <w:spacing w:after="240"/>
+      </w:pPr>
+      <w:r>
+        <w:t xml:space="preserve"/>
+      </w:r>
+    </w:p>
+    <w:tbl>
+      <w:tblPr>
+        <w:tblW w:type="dxa" w:w="9638"/>
+        <w:tblBorders>
+          <w:top w:val="single" w:color="auto" w:sz="4"/>
+          <w:left w:val="single" w:color="auto" w:sz="4"/>
+          <w:bottom w:val="single" w:color="auto" w:sz="4"/>
+          <w:right w:val="single" w:color="auto" w:sz="4"/>
+          <w:insideH w:val="single" w:color="auto" w:sz="4"/>
+          <w:insideV w:val="single" w:color="auto" w:sz="4"/>
+        </w:tblBorders>
+      </w:tblPr>
+      <w:tblGrid>
+        <w:gridCol w:w="2300"/>
+        <w:gridCol w:w="7338"/>
+      </w:tblGrid>
+      <w:tr>
+        <w:trPr>
+          <w:cantSplit/>
+        </w:trPr>
+        <w:tc>
+          <w:tcPr>
+            <w:tcW w:type="dxa" w:w="9638"/>
+            <w:gridSpan w:val="2"/>
+            <w:tcBorders>
+              <w:top w:val="single" w:color="BFC9C7" w:sz="4"/>
+              <w:left w:val="single" w:color="BFC9C7" w:sz="4"/>
+              <w:bottom w:val="single" w:color="BFC9C7" w:sz="4"/>
+              <w:right w:val="single" w:color="BFC9C7" w:sz="4"/>
+            </w:tcBorders>
+            <w:shd w:fill="2E7D74" w:color="auto" w:val="clear"/>
+            <w:tcMar>
+              <w:top w:type="dxa" w:w="90"/>
+              <w:left w:type="dxa" w:w="120"/>
+              <w:bottom w:type="dxa" w:w="90"/>
+              <w:right w:type="dxa" w:w="120"/>
+            </w:tcMar>
+          </w:tcPr>
+          <w:p>
+            <w:pPr>
+              <w:keepNext/>
+              <w:keepLines/>
+              <w:spacing w:after="0"/>
+            </w:pPr>
+            <w:r>
+              <w:rPr>
+                <w:b/>
+                <w:bCs/>
+                <w:color w:val="FFFFFF"/>
+                <w:sz w:val="24"/>
+                <w:szCs w:val="24"/>
+              </w:rPr>
+              <w:t xml:space="preserve">2.10  FAQ answers</w:t>
+            </w:r>
+          </w:p>
+        </w:tc>
+      </w:tr>
+      <w:tr>
+        <w:trPr>
+          <w:cantSplit/>
+        </w:trPr>
+        <w:tc>
+          <w:tcPr>
+            <w:tcW w:type="dxa" w:w="2300"/>
+            <w:tcBorders>
+              <w:top w:val="single" w:color="BFC9C7" w:sz="4"/>
+              <w:left w:val="single" w:color="BFC9C7" w:sz="4"/>
+              <w:bottom w:val="single" w:color="BFC9C7" w:sz="4"/>
+              <w:right w:val="single" w:color="BFC9C7" w:sz="4"/>
+            </w:tcBorders>
+            <w:shd w:fill="E8F4F2" w:color="auto" w:val="clear"/>
+            <w:tcMar>
+              <w:top w:type="dxa" w:w="90"/>
+              <w:left w:type="dxa" w:w="120"/>
+              <w:bottom w:type="dxa" w:w="90"/>
+              <w:right w:type="dxa" w:w="120"/>
+            </w:tcMar>
+          </w:tcPr>
+          <w:p>
+            <w:pPr>
+              <w:keepNext/>
+              <w:keepLines/>
+              <w:spacing w:after="0"/>
+            </w:pPr>
+            <w:r>
+              <w:rPr>
+                <w:b/>
+                <w:bCs/>
+              </w:rPr>
+              <w:t xml:space="preserve">Where it appears</w:t>
+            </w:r>
+          </w:p>
+        </w:tc>
+        <w:tc>
+          <w:tcPr>
+            <w:tcW w:type="dxa" w:w="7338"/>
+            <w:tcBorders>
+              <w:top w:val="single" w:color="BFC9C7" w:sz="4"/>
+              <w:left w:val="single" w:color="BFC9C7" w:sz="4"/>
+              <w:bottom w:val="single" w:color="BFC9C7" w:sz="4"/>
+              <w:right w:val="single" w:color="BFC9C7" w:sz="4"/>
+            </w:tcBorders>
+            <w:tcMar>
+              <w:top w:type="dxa" w:w="90"/>
+              <w:left w:type="dxa" w:w="120"/>
+              <w:bottom w:type="dxa" w:w="90"/>
+              <w:right w:type="dxa" w:w="120"/>
+            </w:tcMar>
+          </w:tcPr>
+          <w:p>
+            <w:pPr>
+              <w:keepNext/>
+              <w:keepLines/>
+              <w:spacing w:after="0"/>
+            </w:pPr>
+            <w:r>
+              <w:t xml:space="preserve">Resources, FAQs page (31 questions); also used by the website chat</w:t>
+            </w:r>
+          </w:p>
+        </w:tc>
+      </w:tr>
+      <w:tr>
+        <w:trPr>
+          <w:cantSplit/>
+        </w:trPr>
+        <w:tc>
+          <w:tcPr>
+            <w:tcW w:type="dxa" w:w="2300"/>
+            <w:tcBorders>
+              <w:top w:val="single" w:color="BFC9C7" w:sz="4"/>
+              <w:left w:val="single" w:color="BFC9C7" w:sz="4"/>
+              <w:bottom w:val="single" w:color="BFC9C7" w:sz="4"/>
+              <w:right w:val="single" w:color="BFC9C7" w:sz="4"/>
+            </w:tcBorders>
+            <w:shd w:fill="E8F4F2" w:color="auto" w:val="clear"/>
+            <w:tcMar>
+              <w:top w:type="dxa" w:w="90"/>
+              <w:left w:type="dxa" w:w="120"/>
+              <w:bottom w:type="dxa" w:w="90"/>
+              <w:right w:type="dxa" w:w="120"/>
+            </w:tcMar>
+          </w:tcPr>
+          <w:p>
+            <w:pPr>
+              <w:keepNext/>
+              <w:keepLines/>
+              <w:spacing w:after="0"/>
+            </w:pPr>
+            <w:r>
+              <w:rPr>
+                <w:b/>
+                <w:bCs/>
+              </w:rPr>
+              <w:t xml:space="preserve">What we need</w:t>
+            </w:r>
+          </w:p>
+        </w:tc>
+        <w:tc>
+          <w:tcPr>
+            <w:tcW w:type="dxa" w:w="7338"/>
+            <w:tcBorders>
+              <w:top w:val="single" w:color="BFC9C7" w:sz="4"/>
+              <w:left w:val="single" w:color="BFC9C7" w:sz="4"/>
+              <w:bottom w:val="single" w:color="BFC9C7" w:sz="4"/>
+              <w:right w:val="single" w:color="BFC9C7" w:sz="4"/>
+            </w:tcBorders>
+            <w:tcMar>
+              <w:top w:type="dxa" w:w="90"/>
+              <w:left w:type="dxa" w:w="120"/>
+              <w:bottom w:type="dxa" w:w="90"/>
+              <w:right w:type="dxa" w:w="120"/>
+            </w:tcMar>
+          </w:tcPr>
+          <w:p>
+            <w:pPr>
+              <w:keepNext/>
+              <w:keepLines/>
+              <w:spacing w:after="0"/>
+            </w:pPr>
+            <w:r>
+              <w:t xml:space="preserve">Check every answer, especially the underwriter syndicates, ACC top-up, meth cover limits, inspection obligations and the travel emergency number</w:t>
             </w:r>
           </w:p>
         </w:tc>

--- a/docs/Otta copy tracker.docx
+++ b/docs/Otta copy tracker.docx
@@ -7304,7 +7304,7 @@
               <w:spacing w:after="0"/>
             </w:pPr>
             <w:r>
-              <w:t xml:space="preserve">A client heading, a one-sentence summary of their challenge, and a short paragraph on how Otta helped</w:t>
+              <w:t xml:space="preserve">Phase 2 (case studies are hidden from the website until then). A client heading, a one-sentence summary of their challenge, and a short paragraph on how Otta helped</w:t>
             </w:r>
           </w:p>
         </w:tc>
@@ -7637,7 +7637,7 @@
               <w:spacing w:after="0"/>
             </w:pPr>
             <w:r>
-              <w:t xml:space="preserve">For each: client name or heading, a two-sentence summary, and (optional) the full story</w:t>
+              <w:t xml:space="preserve">Phase 2 (case studies are hidden from the website until then). For each: client name or heading, a two-sentence summary, and (optional) the full story</w:t>
             </w:r>
           </w:p>
         </w:tc>
@@ -11329,7 +11329,7 @@
               <w:spacing w:after="0"/>
             </w:pPr>
             <w:r>
-              <w:t xml:space="preserve">A photo for each case study (the Sky Tower, floor plan and meeting photos stand in for now)</w:t>
+              <w:t xml:space="preserve">Phase 2 (case studies are hidden from the website until then). A photo for each case study (the Sky Tower, floor plan and meeting photos stand in for now)</w:t>
             </w:r>
           </w:p>
         </w:tc>
